--- a/documents/Đồ án chuyên ngành Công nghệ thông tin - Trần Mạnh Linh.docx
+++ b/documents/Đồ án chuyên ngành Công nghệ thông tin - Trần Mạnh Linh.docx
@@ -10247,7 +10247,7 @@
           <w:szCs w:val="26"/>
         </w:rPr>
         <w:drawing>
-          <wp:inline distT="0" distB="0" distL="0" distR="0" wp14:anchorId="21037F95" wp14:editId="693949F0">
+          <wp:inline distT="0" distB="0" distL="0" distR="0" wp14:anchorId="21037F95" wp14:editId="5A1E6F40">
             <wp:extent cx="5576570" cy="3943350"/>
             <wp:effectExtent l="0" t="0" r="5080" b="0"/>
             <wp:docPr id="983964144" name="Picture 2"/>
@@ -27270,6 +27270,7 @@
           <w:bCs/>
           <w:color w:val="000000" w:themeColor="text1"/>
         </w:rPr>
+        <w:lastRenderedPageBreak/>
         <w:t>3.</w:t>
       </w:r>
       <w:r>
@@ -27292,6 +27293,54 @@
       </w:r>
       <w:bookmarkEnd w:id="35"/>
     </w:p>
+    <w:p>
+      <w:r>
+        <w:rPr>
+          <w:noProof/>
+        </w:rPr>
+        <w:drawing>
+          <wp:inline distT="0" distB="0" distL="0" distR="0" wp14:anchorId="02C1643D" wp14:editId="66FEDAD8">
+            <wp:extent cx="5760720" cy="7371080"/>
+            <wp:effectExtent l="0" t="0" r="0" b="1270"/>
+            <wp:docPr id="1686169278" name="Picture 2"/>
+            <wp:cNvGraphicFramePr>
+              <a:graphicFrameLocks xmlns:a="http://schemas.openxmlformats.org/drawingml/2006/main" noChangeAspect="1"/>
+            </wp:cNvGraphicFramePr>
+            <a:graphic xmlns:a="http://schemas.openxmlformats.org/drawingml/2006/main">
+              <a:graphicData uri="http://schemas.openxmlformats.org/drawingml/2006/picture">
+                <pic:pic xmlns:pic="http://schemas.openxmlformats.org/drawingml/2006/picture">
+                  <pic:nvPicPr>
+                    <pic:cNvPr id="1686169278" name="Picture 1686169278"/>
+                    <pic:cNvPicPr/>
+                  </pic:nvPicPr>
+                  <pic:blipFill>
+                    <a:blip r:embed="rId21" cstate="print">
+                      <a:extLst>
+                        <a:ext uri="{28A0092B-C50C-407E-A947-70E740481C1C}">
+                          <a14:useLocalDpi xmlns:a14="http://schemas.microsoft.com/office/drawing/2010/main" val="0"/>
+                        </a:ext>
+                      </a:extLst>
+                    </a:blip>
+                    <a:stretch>
+                      <a:fillRect/>
+                    </a:stretch>
+                  </pic:blipFill>
+                  <pic:spPr>
+                    <a:xfrm>
+                      <a:off x="0" y="0"/>
+                      <a:ext cx="5760720" cy="7371080"/>
+                    </a:xfrm>
+                    <a:prstGeom prst="rect">
+                      <a:avLst/>
+                    </a:prstGeom>
+                  </pic:spPr>
+                </pic:pic>
+              </a:graphicData>
+            </a:graphic>
+          </wp:inline>
+        </w:drawing>
+      </w:r>
+    </w:p>
     <w:p/>
     <w:p>
       <w:pPr>
@@ -27311,6 +27360,7 @@
           <w:bCs/>
           <w:color w:val="000000" w:themeColor="text1"/>
         </w:rPr>
+        <w:lastRenderedPageBreak/>
         <w:t>3.</w:t>
       </w:r>
       <w:r>
@@ -27789,7 +27839,6 @@
           <w:bCs/>
           <w:color w:val="000000" w:themeColor="text1"/>
         </w:rPr>
-        <w:lastRenderedPageBreak/>
         <w:t>3.</w:t>
       </w:r>
       <w:r>
@@ -28195,7 +28244,7 @@
       </w:pPr>
     </w:p>
     <w:sectPr>
-      <w:footerReference w:type="default" r:id="rId21"/>
+      <w:footerReference w:type="default" r:id="rId22"/>
       <w:pgSz w:w="11907" w:h="16840" w:code="9"/>
       <w:pgMar w:top="1134" w:right="1134" w:bottom="1134" w:left="1701" w:header="862" w:footer="720" w:gutter="0"/>
       <w:pgBorders w:zOrder="back" w:display="firstPage">

--- a/documents/Đồ án chuyên ngành Công nghệ thông tin - Trần Mạnh Linh.docx
+++ b/documents/Đồ án chuyên ngành Công nghệ thông tin - Trần Mạnh Linh.docx
@@ -27342,6 +27342,8 @@
       </w:r>
     </w:p>
     <w:p/>
+    <w:p/>
+    <w:p/>
     <w:p>
       <w:pPr>
         <w:pStyle w:val="Heading2"/>
@@ -27379,7 +27381,7 @@
           <w:bCs/>
           <w:color w:val="000000" w:themeColor="text1"/>
         </w:rPr>
-        <w:t>. Đặc tả Use Case chính</w:t>
+        <w:t>. Đặc tả Use Case</w:t>
       </w:r>
       <w:bookmarkEnd w:id="36"/>
     </w:p>
@@ -27431,6 +27433,7 @@
       </w:r>
       <w:bookmarkEnd w:id="37"/>
     </w:p>
+    <w:p/>
     <w:p>
       <w:pPr>
         <w:pStyle w:val="Heading3"/>
@@ -27479,6 +27482,7 @@
       </w:r>
       <w:bookmarkEnd w:id="38"/>
     </w:p>
+    <w:p/>
     <w:p>
       <w:pPr>
         <w:pStyle w:val="Heading3"/>
@@ -27538,6 +27542,7 @@
       </w:r>
       <w:bookmarkEnd w:id="39"/>
     </w:p>
+    <w:p/>
     <w:p>
       <w:pPr>
         <w:pStyle w:val="Heading3"/>
@@ -27586,6 +27591,7 @@
       </w:r>
       <w:bookmarkEnd w:id="40"/>
     </w:p>
+    <w:p/>
     <w:p>
       <w:pPr>
         <w:pStyle w:val="Heading3"/>
@@ -27634,6 +27640,7 @@
       </w:r>
       <w:bookmarkEnd w:id="41"/>
     </w:p>
+    <w:p/>
     <w:p>
       <w:pPr>
         <w:pStyle w:val="Heading3"/>
@@ -27682,6 +27689,7 @@
       </w:r>
       <w:bookmarkEnd w:id="42"/>
     </w:p>
+    <w:p/>
     <w:p>
       <w:pPr>
         <w:pStyle w:val="Heading3"/>
@@ -28189,6 +28197,7 @@
           <w:sz w:val="32"/>
           <w:szCs w:val="32"/>
         </w:rPr>
+        <w:lastRenderedPageBreak/>
         <w:t>CHƯƠNG IV: TRIỂN KHAI VÀ XÂY DỰNG HỆ THỐNG</w:t>
       </w:r>
       <w:bookmarkEnd w:id="48"/>
